--- a/CSHW01_DP1.docx
+++ b/CSHW01_DP1.docx
@@ -9,6 +9,7 @@
           <w:szCs w:val="21"/>
         </w:rPr>
       </w:pPr>
+      <w:commentRangeStart w:id="0"/>
       <w:r>
         <w:rPr>
           <w:rFonts w:ascii="Arial" w:hAnsi="Arial" w:cs="Arial"/>
@@ -22,6 +23,13 @@
           <w:szCs w:val="21"/>
         </w:rPr>
         <w:t>1</w:t>
+      </w:r>
+      <w:commentRangeEnd w:id="0"/>
+      <w:r>
+        <w:rPr>
+          <w:rStyle w:val="CommentReference"/>
+        </w:rPr>
+        <w:commentReference w:id="0"/>
       </w:r>
     </w:p>
     <w:p>
@@ -202,6 +210,7 @@
           <w:szCs w:val="21"/>
         </w:rPr>
       </w:pPr>
+      <w:commentRangeStart w:id="1"/>
       <w:r>
         <w:rPr>
           <w:rFonts w:ascii="Arial" w:eastAsia="Calibri" w:hAnsi="Arial" w:cs="Arial"/>
@@ -223,6 +232,13 @@
           <w:szCs w:val="21"/>
         </w:rPr>
         <w:t>int</w:t>
+      </w:r>
+      <w:commentRangeEnd w:id="1"/>
+      <w:r>
+        <w:rPr>
+          <w:rStyle w:val="CommentReference"/>
+        </w:rPr>
+        <w:commentReference w:id="1"/>
       </w:r>
     </w:p>
     <w:p>
@@ -1396,12 +1412,20 @@
                 <w:szCs w:val="21"/>
               </w:rPr>
             </w:pPr>
+            <w:commentRangeStart w:id="2"/>
             <w:r>
               <w:rPr>
                 <w:rFonts w:ascii="Arial" w:hAnsi="Arial" w:cs="Arial" w:hint="eastAsia"/>
                 <w:szCs w:val="21"/>
               </w:rPr>
               <w:t>14</w:t>
+            </w:r>
+            <w:commentRangeEnd w:id="2"/>
+            <w:r>
+              <w:rPr>
+                <w:rStyle w:val="CommentReference"/>
+              </w:rPr>
+              <w:commentReference w:id="2"/>
             </w:r>
           </w:p>
           <w:p>
@@ -2949,12 +2973,20 @@
                 <w:szCs w:val="21"/>
               </w:rPr>
             </w:pPr>
+            <w:commentRangeStart w:id="3"/>
             <w:r>
               <w:rPr>
                 <w:rFonts w:ascii="Arial" w:hAnsi="Arial" w:cs="Arial" w:hint="eastAsia"/>
                 <w:szCs w:val="21"/>
               </w:rPr>
               <w:t>(b)The local variable int step =counter+1 will shadows the global variable step.</w:t>
+            </w:r>
+            <w:commentRangeEnd w:id="3"/>
+            <w:r>
+              <w:rPr>
+                <w:rStyle w:val="CommentReference"/>
+              </w:rPr>
+              <w:commentReference w:id="3"/>
             </w:r>
           </w:p>
           <w:p>
@@ -3435,12 +3467,20 @@
                 <w:szCs w:val="21"/>
               </w:rPr>
             </w:pPr>
+            <w:commentRangeStart w:id="4"/>
             <w:r>
               <w:rPr>
                 <w:rFonts w:ascii="Arial" w:hAnsi="Arial" w:cs="Arial" w:hint="eastAsia"/>
                 <w:szCs w:val="21"/>
               </w:rPr>
               <w:t xml:space="preserve">      int quantity=15;</w:t>
+            </w:r>
+            <w:commentRangeEnd w:id="4"/>
+            <w:r>
+              <w:rPr>
+                <w:rStyle w:val="CommentReference"/>
+              </w:rPr>
+              <w:commentReference w:id="4"/>
             </w:r>
           </w:p>
           <w:p>
@@ -4504,6 +4544,7 @@
                 <w:szCs w:val="21"/>
               </w:rPr>
             </w:pPr>
+            <w:commentRangeStart w:id="5"/>
             <w:r>
               <w:rPr>
                 <w:rFonts w:ascii="Arial" w:hAnsi="Arial" w:cs="Arial" w:hint="eastAsia"/>
@@ -4542,6 +4583,13 @@
                 <w:szCs w:val="21"/>
               </w:rPr>
               <w:t>) {</w:t>
+            </w:r>
+            <w:commentRangeEnd w:id="5"/>
+            <w:r>
+              <w:rPr>
+                <w:rStyle w:val="CommentReference"/>
+              </w:rPr>
+              <w:commentReference w:id="5"/>
             </w:r>
           </w:p>
           <w:p>
@@ -5912,6 +5960,7 @@
                 <w:szCs w:val="21"/>
               </w:rPr>
             </w:pPr>
+            <w:commentRangeStart w:id="6"/>
             <w:r>
               <w:rPr>
                 <w:rFonts w:ascii="Arial" w:hAnsi="Arial" w:cs="Arial"/>
@@ -5925,6 +5974,13 @@
                 <w:szCs w:val="21"/>
               </w:rPr>
               <w:t>otal is not a localized variable yet</w:t>
+            </w:r>
+            <w:commentRangeEnd w:id="6"/>
+            <w:r>
+              <w:rPr>
+                <w:rStyle w:val="CommentReference"/>
+              </w:rPr>
+              <w:commentReference w:id="6"/>
             </w:r>
           </w:p>
           <w:p>
@@ -6153,6 +6209,235 @@
     </w:sectPr>
   </w:body>
 </w:document>
+</file>
+
+<file path=word/comments.xml><?xml version="1.0" encoding="utf-8"?>
+<w:comments xmlns:a="http://schemas.openxmlformats.org/drawingml/2006/main" xmlns:pic="http://schemas.openxmlformats.org/drawingml/2006/picture" xmlns:r="http://schemas.openxmlformats.org/officeDocument/2006/relationships" xmlns:w="http://schemas.openxmlformats.org/wordprocessingml/2006/main" xmlns:wp="http://schemas.openxmlformats.org/drawingml/2006/wordprocessingDrawing" xmlns:mc="http://schemas.openxmlformats.org/markup-compatibility/2006" xmlns:a14="http://schemas.microsoft.com/office/drawing/2010/main" xmlns:w14="http://schemas.microsoft.com/office/word/2010/wordml" xmlns:wpc="http://schemas.microsoft.com/office/word/2010/wordprocessingCanvas">
+  <w:comment w:id="0" w:author="Gong Qiushi" w:initials="GQ" w:date="2026-09-19T03:31:19Z">
+    <w:p>
+      <w:pPr>
+        <w:pStyle w:val="CommentText"/>
+      </w:pPr>
+      <w:r>
+        <w:rPr>
+          <w:rStyle w:val="CommentReference"/>
+        </w:rPr>
+        <w:annotationRef/>
+      </w:r>
+      <w:r>
+        <w:t>HW01_DP1 — Q1 7/12…  Q1 7/12 · Q2 10/14 · Q3 13/16 · Q4 13/20 · Q5 24/24 · Q6 5/14</w:t>
+      </w:r>
+    </w:p>
+  </w:comment>
+  <w:comment w:id="1" w:author="Gong Qiushi" w:initials="GQ" w:date="2026-09-19T03:31:19Z">
+    <w:p>
+      <w:pPr>
+        <w:pStyle w:val="CommentText"/>
+      </w:pPr>
+      <w:r>
+        <w:rPr>
+          <w:rStyle w:val="CommentReference"/>
+        </w:rPr>
+        <w:annotationRef/>
+      </w:r>
+      <w:r>
+        <w:t>(-5 marks)  Q1 = 7/12.  (a) 4/4 ✓ — all four data types correct.</w:t>
+      </w:r>
+    </w:p>
+    <w:p>
+      <w:pPr>
+        <w:pStyle w:val="CommentText"/>
+      </w:pPr>
+      <w:r>
+        <w:t>(b) 2/4: all four VALID/INVALID judgements are correct, but NO reasons are given — the question says "state, giving a reason".</w:t>
+      </w:r>
+    </w:p>
+    <w:p>
+      <w:pPr>
+        <w:pStyle w:val="CommentText"/>
+      </w:pPr>
+      <w:r>
+        <w:t>(c) 1/4: "Total: 120" is the right value (note you typed a full-width colon "：" instead of ":"), but the second line must BEGIN WITH A SPACE, because the third statement prints " done". No explanation of print() vs println() was written either.</w:t>
+      </w:r>
+    </w:p>
+  </w:comment>
+  <w:comment w:id="2" w:author="Gong Qiushi" w:initials="GQ" w:date="2026-09-19T03:31:19Z">
+    <w:p>
+      <w:pPr>
+        <w:pStyle w:val="CommentText"/>
+      </w:pPr>
+      <w:r>
+        <w:rPr>
+          <w:rStyle w:val="CommentReference"/>
+        </w:rPr>
+        <w:annotationRef/>
+      </w:r>
+      <w:r>
+        <w:t>(-4 marks)  Q2 = 10/14.  (a) 14 ✓  (b) ✓  (c) 8 ✓  (f) H ✓</w:t>
+      </w:r>
+    </w:p>
+    <w:p>
+      <w:pPr>
+        <w:pStyle w:val="CommentText"/>
+      </w:pPr>
+      <w:r>
+        <w:t>(d) "Java " → "Java  " — the string ends with TWO spaces, and they are part of the output (−1)</w:t>
+      </w:r>
+    </w:p>
+    <w:p>
+      <w:pPr>
+        <w:pStyle w:val="CommentText"/>
+      </w:pPr>
+      <w:r>
+        <w:t>(e) one space at each end instead of two: "  hello java  " (−1)</w:t>
+      </w:r>
+    </w:p>
+    <w:p>
+      <w:pPr>
+        <w:pStyle w:val="CommentText"/>
+      </w:pPr>
+      <w:r>
+        <w:t>(g) replace() keeps the surrounding spaces: "  Hello Python  " (−1)</w:t>
+      </w:r>
+    </w:p>
+    <w:p>
+      <w:pPr>
+        <w:pStyle w:val="CommentText"/>
+      </w:pPr>
+      <w:r>
+        <w:t>(h) toUpperCase() gives "HELLO JAVA" — all capitals AND the space between the words kept (−1)</w:t>
+      </w:r>
+    </w:p>
+  </w:comment>
+  <w:comment w:id="3" w:author="Gong Qiushi" w:initials="GQ" w:date="2026-09-19T03:31:19Z">
+    <w:p>
+      <w:pPr>
+        <w:pStyle w:val="CommentText"/>
+      </w:pPr>
+      <w:r>
+        <w:rPr>
+          <w:rStyle w:val="CommentReference"/>
+        </w:rPr>
+        <w:annotationRef/>
+      </w:r>
+      <w:r>
+        <w:t>(-3 marks)  Q3 = 13/16.  (a) 8/8 ✓ — every value is correct, including the initial state.</w:t>
+      </w:r>
+    </w:p>
+    <w:p>
+      <w:pPr>
+        <w:pStyle w:val="CommentText"/>
+      </w:pPr>
+      <w:r>
+        <w:t>(b) 2/4: you name the shadowing correctly; add the values — the local step is 16 inside run2(), while the global step is never modified and is still 5.</w:t>
+      </w:r>
+    </w:p>
+    <w:p>
+      <w:pPr>
+        <w:pStyle w:val="CommentText"/>
+      </w:pPr>
+      <w:r>
+        <w:t>(c) 3/4: the advantage is good. "not safe" is too brief for the disadvantage — explain WHY: any method can change a global variable, so it is hard to trace where a value was changed (difficult to debug), and it can cause name clashes.</w:t>
+      </w:r>
+    </w:p>
+  </w:comment>
+  <w:comment w:id="4" w:author="Gong Qiushi" w:initials="GQ" w:date="2026-09-19T03:31:19Z">
+    <w:p>
+      <w:pPr>
+        <w:pStyle w:val="CommentText"/>
+      </w:pPr>
+      <w:r>
+        <w:rPr>
+          <w:rStyle w:val="CommentReference"/>
+        </w:rPr>
+        <w:annotationRef/>
+      </w:r>
+      <w:r>
+        <w:t>(-7 marks)  Q4 = 13/20.  All five types 10/10 ✓, + concatenation ✓.</w:t>
+      </w:r>
+    </w:p>
+    <w:p>
+      <w:pPr>
+        <w:pStyle w:val="CommentText"/>
+      </w:pPr>
+      <w:r>
+        <w:t>• camelCase: unitprice → unitPrice, stockcode → stockCode, and ID should start lower case (productId)  (−2)</w:t>
+      </w:r>
+    </w:p>
+    <w:p>
+      <w:pPr>
+        <w:pStyle w:val="CommentText"/>
+      </w:pPr>
+      <w:r>
+        <w:t>• println() used for everything; the question asks for a MIXTURE of print() and println()  (−2)</w:t>
+      </w:r>
+    </w:p>
+    <w:p>
+      <w:pPr>
+        <w:pStyle w:val="CommentText"/>
+      </w:pPr>
+      <w:r>
+        <w:t>• the single print() outputs the literal text "ID", not the value of the variable, so that value is never actually shown  (−1)</w:t>
+      </w:r>
+    </w:p>
+    <w:p>
+      <w:pPr>
+        <w:pStyle w:val="CommentText"/>
+      </w:pPr>
+      <w:r>
+        <w:t>• `String ID =”P-123”;` and `char stockcode = “A”;` use curly (smart) quotes “ ”, and a char needs SINGLE quotes: 'A'. Also `Boolean ... = True` must be lower-case `true`. As written this program will NOT COMPILE — use straight quotes: "P-123"  (−2)</w:t>
+      </w:r>
+    </w:p>
+  </w:comment>
+  <w:comment w:id="5" w:author="Gong Qiushi" w:initials="GQ" w:date="2026-09-19T03:31:19Z">
+    <w:p>
+      <w:pPr>
+        <w:pStyle w:val="CommentText"/>
+      </w:pPr>
+      <w:r>
+        <w:rPr>
+          <w:rStyle w:val="CommentReference"/>
+        </w:rPr>
+        <w:annotationRef/>
+      </w:r>
+      <w:r>
+        <w:t>(24/24 — FULL MARKS)  Q5.  (a) 5/5, (b) 5/5, (c) 4/4, (d) 3/3, (e) 3/3, plus the expected output.  Every part correct — the best answer in the class for this question. Well done.</w:t>
+      </w:r>
+    </w:p>
+  </w:comment>
+  <w:comment w:id="6" w:author="Gong Qiushi" w:initials="GQ" w:date="2026-09-19T03:31:19Z">
+    <w:p>
+      <w:pPr>
+        <w:pStyle w:val="CommentText"/>
+      </w:pPr>
+      <w:r>
+        <w:rPr>
+          <w:rStyle w:val="CommentReference"/>
+        </w:rPr>
+        <w:annotationRef/>
+      </w:r>
+      <w:r>
+        <w:t>(-9 marks)  Q6 = 5/14.  (c) 2/2 ✓.</w:t>
+      </w:r>
+    </w:p>
+    <w:p>
+      <w:pPr>
+        <w:pStyle w:val="CommentText"/>
+      </w:pPr>
+      <w:r>
+        <w:t>(b) 2/6: the method STILL declares a local variable — the `int` was not removed, so the error is not fixed. It must be:  static void add() { total = total + 5; }   (your stated output 105 is correct, and that is where the 2 marks come from).</w:t>
+      </w:r>
+    </w:p>
+    <w:p>
+      <w:pPr>
+        <w:pStyle w:val="CommentText"/>
+      </w:pPr>
+      <w:r>
+        <w:t>(a) 1/6: "Total is not a localized variable yet" does not explain the compile error. The line `int total = total + 5;` is SELF-REFERENTIAL — `int total` declares a NEW local variable, and the `total` on the right refers to that same local variable, which has not been initialised. The compiler therefore reports "variable total might not have been initialized".</w:t>
+      </w:r>
+    </w:p>
+  </w:comment>
+</w:comments>
 </file>
 
 <file path=word/endnotes.xml><?xml version="1.0" encoding="utf-8"?>
